--- a/Coding 2 - year/Unit 3 - Advanced Functions & Algorithms/Daily Lesson Plans/Word/Day 27.docx
+++ b/Coding 2 - year/Unit 3 - Advanced Functions & Algorithms/Daily Lesson Plans/Word/Day 27.docx
@@ -50,12 +50,15 @@
               </w:rPr>
               <w:t xml:space="preserve">Coding II — Full Year</w:t>
             </w:r>
-          </w:p>
-          <w:p>
-            <w:pPr>
-              <w:spacing w:before="40"/>
-              <w:jc w:val="center"/>
-            </w:pPr>
+            <w:r>
+              <w:rPr>
+                <w:rFonts w:ascii="Arial" w:cs="Arial" w:eastAsia="Arial" w:hAnsi="Arial"/>
+                <w:sz w:val="16"/>
+                <w:szCs w:val="16"/>
+              </w:rPr>
+              <w:br/>
+              <w:t xml:space="preserve"/>
+            </w:r>
             <w:r>
               <w:rPr>
                 <w:rFonts w:ascii="Arial" w:cs="Arial" w:eastAsia="Arial" w:hAnsi="Arial"/>
@@ -83,7 +86,7 @@
           <w:rFonts w:ascii="Arial" w:cs="Arial" w:eastAsia="Arial" w:hAnsi="Arial"/>
           <w:b/>
           <w:bCs/>
-          <w:color w:val="0D3B1F"/>
+          <w:color w:val="1B7A4A"/>
           <w:sz w:val="32"/>
           <w:szCs w:val="32"/>
         </w:rPr>
@@ -261,9 +264,9 @@
               <w:right w:val="single" w:color="CCCCCC" w:sz="1"/>
             </w:tcBorders>
             <w:tcMar>
-              <w:top w:type="dxa" w:w="60"/>
+              <w:top w:type="dxa" w:w="80"/>
               <w:left w:type="dxa" w:w="120"/>
-              <w:bottom w:type="dxa" w:w="60"/>
+              <w:bottom w:type="dxa" w:w="80"/>
               <w:right w:type="dxa" w:w="120"/>
             </w:tcMar>
           </w:tcPr>
@@ -290,20 +293,147 @@
               <w:right w:val="single" w:color="CCCCCC" w:sz="1"/>
             </w:tcBorders>
             <w:tcMar>
-              <w:top w:type="dxa" w:w="60"/>
+              <w:top w:type="dxa" w:w="80"/>
               <w:left w:type="dxa" w:w="120"/>
-              <w:bottom w:type="dxa" w:w="60"/>
+              <w:bottom w:type="dxa" w:w="80"/>
               <w:right w:type="dxa" w:w="120"/>
             </w:tcMar>
           </w:tcPr>
           <w:p>
-            <w:r>
-              <w:rPr>
-                <w:rFonts w:ascii="Arial" w:cs="Arial" w:eastAsia="Arial" w:hAnsi="Arial"/>
-                <w:sz w:val="20"/>
-                <w:szCs w:val="20"/>
+            <w:pPr>
+              <w:spacing w:after="80" w:before="80"/>
+            </w:pPr>
+            <w:r>
+              <w:rPr>
+                <w:rFonts w:ascii="Arial" w:cs="Arial" w:eastAsia="Arial" w:hAnsi="Arial"/>
+                <w:b/>
+                <w:bCs/>
+                <w:i w:val="false"/>
+                <w:iCs w:val="false"/>
+                <w:color w:val="000000"/>
+                <w:sz w:val="22"/>
+                <w:szCs w:val="22"/>
               </w:rPr>
               <w:t xml:space="preserve">Bell Ringer / Review</w:t>
+            </w:r>
+            <w:r>
+              <w:rPr>
+                <w:rFonts w:ascii="Arial" w:cs="Arial" w:eastAsia="Arial" w:hAnsi="Arial"/>
+                <w:sz w:val="20"/>
+                <w:szCs w:val="20"/>
+              </w:rPr>
+              <w:br/>
+              <w:t xml:space="preserve"/>
+            </w:r>
+            <w:r>
+              <w:rPr>
+                <w:rFonts w:ascii="Arial" w:cs="Arial" w:eastAsia="Arial" w:hAnsi="Arial"/>
+                <w:sz w:val="20"/>
+                <w:szCs w:val="20"/>
+              </w:rPr>
+              <w:br/>
+              <w:t xml:space="preserve"/>
+            </w:r>
+            <w:r>
+              <w:rPr>
+                <w:rFonts w:ascii="Arial" w:cs="Arial" w:eastAsia="Arial" w:hAnsi="Arial"/>
+                <w:b/>
+                <w:bCs/>
+                <w:i w:val="false"/>
+                <w:iCs w:val="false"/>
+                <w:color w:val="000000"/>
+                <w:sz w:val="20"/>
+                <w:szCs w:val="20"/>
+              </w:rPr>
+              <w:t xml:space="preserve">Quick Write </w:t>
+            </w:r>
+            <w:r>
+              <w:rPr>
+                <w:rFonts w:ascii="Arial" w:cs="Arial" w:eastAsia="Arial" w:hAnsi="Arial"/>
+                <w:b w:val="false"/>
+                <w:bCs w:val="false"/>
+                <w:i w:val="false"/>
+                <w:iCs w:val="false"/>
+                <w:color w:val="000000"/>
+                <w:sz w:val="20"/>
+                <w:szCs w:val="20"/>
+              </w:rPr>
+              <w:t xml:space="preserve">(3 min — written or verbal):</w:t>
+            </w:r>
+            <w:r>
+              <w:rPr>
+                <w:rFonts w:ascii="Arial" w:cs="Arial" w:eastAsia="Arial" w:hAnsi="Arial"/>
+                <w:sz w:val="20"/>
+                <w:szCs w:val="20"/>
+              </w:rPr>
+              <w:br/>
+              <w:t xml:space="preserve"/>
+            </w:r>
+            <w:r>
+              <w:rPr>
+                <w:rFonts w:ascii="Arial" w:cs="Arial" w:eastAsia="Arial" w:hAnsi="Arial"/>
+                <w:b w:val="false"/>
+                <w:bCs w:val="false"/>
+                <w:i w:val="false"/>
+                <w:iCs w:val="false"/>
+                <w:color w:val="000000"/>
+                <w:sz w:val="20"/>
+                <w:szCs w:val="20"/>
+              </w:rPr>
+              <w:t xml:space="preserve">    In your own words: Demonstrate mastery of advanced functions and algorithms concepts?</w:t>
+            </w:r>
+            <w:r>
+              <w:rPr>
+                <w:rFonts w:ascii="Arial" w:cs="Arial" w:eastAsia="Arial" w:hAnsi="Arial"/>
+                <w:sz w:val="20"/>
+                <w:szCs w:val="20"/>
+              </w:rPr>
+              <w:br/>
+              <w:t xml:space="preserve"/>
+            </w:r>
+            <w:r>
+              <w:rPr>
+                <w:rFonts w:ascii="Arial" w:cs="Arial" w:eastAsia="Arial" w:hAnsi="Arial"/>
+                <w:sz w:val="20"/>
+                <w:szCs w:val="20"/>
+              </w:rPr>
+              <w:br/>
+              <w:t xml:space="preserve"/>
+            </w:r>
+            <w:r>
+              <w:rPr>
+                <w:rFonts w:ascii="Arial" w:cs="Arial" w:eastAsia="Arial" w:hAnsi="Arial"/>
+                <w:b w:val="false"/>
+                <w:bCs w:val="false"/>
+                <w:i/>
+                <w:iCs/>
+                <w:color w:val="444444"/>
+                <w:sz w:val="20"/>
+                <w:szCs w:val="20"/>
+              </w:rPr>
+              <w:t xml:space="preserve">Today's Goal: By the end of class you will be able to demonstrate mastery of advanced functions and algorithms concepts.</w:t>
+            </w:r>
+            <w:r>
+              <w:rPr>
+                <w:rFonts w:ascii="Arial" w:cs="Arial" w:eastAsia="Arial" w:hAnsi="Arial"/>
+                <w:sz w:val="20"/>
+                <w:szCs w:val="20"/>
+              </w:rPr>
+              <w:br/>
+              <w:t xml:space="preserve"/>
+            </w:r>
+            <w:r>
+              <w:rPr>
+                <w:rFonts w:ascii="Arial" w:cs="Arial" w:eastAsia="Arial" w:hAnsi="Arial"/>
+                <w:b w:val="false"/>
+                <w:bCs w:val="false"/>
+                <w:i/>
+                <w:iCs/>
+                <w:color w:val="555555"/>
+                <w:sz w:val="20"/>
+                <w:szCs w:val="20"/>
+              </w:rPr>
+              <w:t xml:space="preserve">→ Pair-share your response, then 2–3 students share with the class.</w:t>
             </w:r>
           </w:p>
         </w:tc>
@@ -319,9 +449,9 @@
               <w:right w:val="single" w:color="CCCCCC" w:sz="1"/>
             </w:tcBorders>
             <w:tcMar>
-              <w:top w:type="dxa" w:w="60"/>
+              <w:top w:type="dxa" w:w="80"/>
               <w:left w:type="dxa" w:w="120"/>
-              <w:bottom w:type="dxa" w:w="60"/>
+              <w:bottom w:type="dxa" w:w="80"/>
               <w:right w:type="dxa" w:w="120"/>
             </w:tcMar>
           </w:tcPr>
@@ -348,20 +478,164 @@
               <w:right w:val="single" w:color="CCCCCC" w:sz="1"/>
             </w:tcBorders>
             <w:tcMar>
-              <w:top w:type="dxa" w:w="60"/>
+              <w:top w:type="dxa" w:w="80"/>
               <w:left w:type="dxa" w:w="120"/>
-              <w:bottom w:type="dxa" w:w="60"/>
+              <w:bottom w:type="dxa" w:w="80"/>
               <w:right w:type="dxa" w:w="120"/>
             </w:tcMar>
           </w:tcPr>
           <w:p>
-            <w:r>
-              <w:rPr>
-                <w:rFonts w:ascii="Arial" w:cs="Arial" w:eastAsia="Arial" w:hAnsi="Arial"/>
-                <w:sz w:val="20"/>
-                <w:szCs w:val="20"/>
-              </w:rPr>
-              <w:t xml:space="preserve">Mini Lesson: Unit 3 Assessment</w:t>
+            <w:pPr>
+              <w:spacing w:after="80" w:before="80"/>
+            </w:pPr>
+            <w:r>
+              <w:rPr>
+                <w:rFonts w:ascii="Arial" w:cs="Arial" w:eastAsia="Arial" w:hAnsi="Arial"/>
+                <w:b/>
+                <w:bCs/>
+                <w:i w:val="false"/>
+                <w:iCs w:val="false"/>
+                <w:color w:val="000000"/>
+                <w:sz w:val="22"/>
+                <w:szCs w:val="22"/>
+              </w:rPr>
+              <w:t xml:space="preserve">Mini Lesson: </w:t>
+            </w:r>
+            <w:r>
+              <w:rPr>
+                <w:rFonts w:ascii="Arial" w:cs="Arial" w:eastAsia="Arial" w:hAnsi="Arial"/>
+                <w:b w:val="false"/>
+                <w:bCs w:val="false"/>
+                <w:i w:val="false"/>
+                <w:iCs w:val="false"/>
+                <w:color w:val="000000"/>
+                <w:sz w:val="22"/>
+                <w:szCs w:val="22"/>
+              </w:rPr>
+              <w:t xml:space="preserve">Unit 3 Assessment</w:t>
+            </w:r>
+            <w:r>
+              <w:rPr>
+                <w:rFonts w:ascii="Arial" w:cs="Arial" w:eastAsia="Arial" w:hAnsi="Arial"/>
+                <w:sz w:val="20"/>
+                <w:szCs w:val="20"/>
+              </w:rPr>
+              <w:br/>
+              <w:t xml:space="preserve"/>
+            </w:r>
+            <w:r>
+              <w:rPr>
+                <w:rFonts w:ascii="Arial" w:cs="Arial" w:eastAsia="Arial" w:hAnsi="Arial"/>
+                <w:sz w:val="20"/>
+                <w:szCs w:val="20"/>
+              </w:rPr>
+              <w:br/>
+              <w:t xml:space="preserve"/>
+            </w:r>
+            <w:r>
+              <w:rPr>
+                <w:rFonts w:ascii="Arial" w:cs="Arial" w:eastAsia="Arial" w:hAnsi="Arial"/>
+                <w:b/>
+                <w:bCs/>
+                <w:i/>
+                <w:iCs/>
+                <w:color w:val="000000"/>
+                <w:sz w:val="20"/>
+                <w:szCs w:val="20"/>
+              </w:rPr>
+              <w:t xml:space="preserve">Learning Target: </w:t>
+            </w:r>
+            <w:r>
+              <w:rPr>
+                <w:rFonts w:ascii="Arial" w:cs="Arial" w:eastAsia="Arial" w:hAnsi="Arial"/>
+                <w:b w:val="false"/>
+                <w:bCs w:val="false"/>
+                <w:i/>
+                <w:iCs/>
+                <w:color w:val="333333"/>
+                <w:sz w:val="20"/>
+                <w:szCs w:val="20"/>
+              </w:rPr>
+              <w:t xml:space="preserve">I can demonstrate mastery of advanced functions and algorithms concepts.</w:t>
+            </w:r>
+            <w:r>
+              <w:rPr>
+                <w:rFonts w:ascii="Arial" w:cs="Arial" w:eastAsia="Arial" w:hAnsi="Arial"/>
+                <w:sz w:val="20"/>
+                <w:szCs w:val="20"/>
+              </w:rPr>
+              <w:br/>
+              <w:t xml:space="preserve"/>
+            </w:r>
+            <w:r>
+              <w:rPr>
+                <w:rFonts w:ascii="Arial" w:cs="Arial" w:eastAsia="Arial" w:hAnsi="Arial"/>
+                <w:sz w:val="20"/>
+                <w:szCs w:val="20"/>
+              </w:rPr>
+              <w:br/>
+              <w:t xml:space="preserve"/>
+            </w:r>
+            <w:r>
+              <w:rPr>
+                <w:rFonts w:ascii="Arial" w:cs="Arial" w:eastAsia="Arial" w:hAnsi="Arial"/>
+                <w:b/>
+                <w:bCs/>
+                <w:i/>
+                <w:iCs/>
+                <w:color w:val="555555"/>
+                <w:sz w:val="20"/>
+                <w:szCs w:val="20"/>
+              </w:rPr>
+              <w:t xml:space="preserve">→ Live Demo — </w:t>
+            </w:r>
+            <w:r>
+              <w:rPr>
+                <w:rFonts w:ascii="Arial" w:cs="Arial" w:eastAsia="Arial" w:hAnsi="Arial"/>
+                <w:b w:val="false"/>
+                <w:bCs w:val="false"/>
+                <w:i/>
+                <w:iCs/>
+                <w:color w:val="555555"/>
+                <w:sz w:val="20"/>
+                <w:szCs w:val="20"/>
+              </w:rPr>
+              <w:t xml:space="preserve">type examples as students follow along in their own editor.</w:t>
+            </w:r>
+            <w:r>
+              <w:rPr>
+                <w:rFonts w:ascii="Arial" w:cs="Arial" w:eastAsia="Arial" w:hAnsi="Arial"/>
+                <w:sz w:val="20"/>
+                <w:szCs w:val="20"/>
+              </w:rPr>
+              <w:br/>
+              <w:t xml:space="preserve"/>
+            </w:r>
+            <w:r>
+              <w:rPr>
+                <w:rFonts w:ascii="Arial" w:cs="Arial" w:eastAsia="Arial" w:hAnsi="Arial"/>
+                <w:b/>
+                <w:bCs/>
+                <w:i/>
+                <w:iCs/>
+                <w:color w:val="555555"/>
+                <w:sz w:val="20"/>
+                <w:szCs w:val="20"/>
+              </w:rPr>
+              <w:t xml:space="preserve">→ Check for Understanding: </w:t>
+            </w:r>
+            <w:r>
+              <w:rPr>
+                <w:rFonts w:ascii="Arial" w:cs="Arial" w:eastAsia="Arial" w:hAnsi="Arial"/>
+                <w:b w:val="false"/>
+                <w:bCs w:val="false"/>
+                <w:i/>
+                <w:iCs/>
+                <w:color w:val="555555"/>
+                <w:sz w:val="20"/>
+                <w:szCs w:val="20"/>
+              </w:rPr>
+              <w:t xml:space="preserve">pause and cold-call: “Can someone explain what we just did in their own words?”</w:t>
             </w:r>
           </w:p>
         </w:tc>
@@ -377,9 +651,9 @@
               <w:right w:val="single" w:color="CCCCCC" w:sz="1"/>
             </w:tcBorders>
             <w:tcMar>
-              <w:top w:type="dxa" w:w="60"/>
+              <w:top w:type="dxa" w:w="80"/>
               <w:left w:type="dxa" w:w="120"/>
-              <w:bottom w:type="dxa" w:w="60"/>
+              <w:bottom w:type="dxa" w:w="80"/>
               <w:right w:type="dxa" w:w="120"/>
             </w:tcMar>
           </w:tcPr>
@@ -406,20 +680,90 @@
               <w:right w:val="single" w:color="CCCCCC" w:sz="1"/>
             </w:tcBorders>
             <w:tcMar>
-              <w:top w:type="dxa" w:w="60"/>
+              <w:top w:type="dxa" w:w="80"/>
               <w:left w:type="dxa" w:w="120"/>
-              <w:bottom w:type="dxa" w:w="60"/>
+              <w:bottom w:type="dxa" w:w="80"/>
               <w:right w:type="dxa" w:w="120"/>
             </w:tcMar>
           </w:tcPr>
           <w:p>
-            <w:r>
-              <w:rPr>
-                <w:rFonts w:ascii="Arial" w:cs="Arial" w:eastAsia="Arial" w:hAnsi="Arial"/>
-                <w:sz w:val="20"/>
-                <w:szCs w:val="20"/>
+            <w:pPr>
+              <w:spacing w:after="80" w:before="80"/>
+            </w:pPr>
+            <w:r>
+              <w:rPr>
+                <w:rFonts w:ascii="Arial" w:cs="Arial" w:eastAsia="Arial" w:hAnsi="Arial"/>
+                <w:b/>
+                <w:bCs/>
+                <w:i w:val="false"/>
+                <w:iCs w:val="false"/>
+                <w:color w:val="000000"/>
+                <w:sz w:val="22"/>
+                <w:szCs w:val="22"/>
               </w:rPr>
               <w:t xml:space="preserve">Guided Practice</w:t>
+            </w:r>
+            <w:r>
+              <w:rPr>
+                <w:rFonts w:ascii="Arial" w:cs="Arial" w:eastAsia="Arial" w:hAnsi="Arial"/>
+                <w:sz w:val="20"/>
+                <w:szCs w:val="20"/>
+              </w:rPr>
+              <w:br/>
+              <w:t xml:space="preserve"/>
+            </w:r>
+            <w:r>
+              <w:rPr>
+                <w:rFonts w:ascii="Arial" w:cs="Arial" w:eastAsia="Arial" w:hAnsi="Arial"/>
+                <w:sz w:val="20"/>
+                <w:szCs w:val="20"/>
+              </w:rPr>
+              <w:br/>
+              <w:t xml:space="preserve"/>
+            </w:r>
+            <w:r>
+              <w:rPr>
+                <w:rFonts w:ascii="Arial" w:cs="Arial" w:eastAsia="Arial" w:hAnsi="Arial"/>
+                <w:b w:val="false"/>
+                <w:bCs w:val="false"/>
+                <w:i w:val="false"/>
+                <w:iCs w:val="false"/>
+                <w:color w:val="000000"/>
+                <w:sz w:val="20"/>
+                <w:szCs w:val="20"/>
+              </w:rPr>
+              <w:t xml:space="preserve">In-Class Activity: [Activity description]</w:t>
+            </w:r>
+            <w:r>
+              <w:rPr>
+                <w:rFonts w:ascii="Arial" w:cs="Arial" w:eastAsia="Arial" w:hAnsi="Arial"/>
+                <w:sz w:val="20"/>
+                <w:szCs w:val="20"/>
+              </w:rPr>
+              <w:br/>
+              <w:t xml:space="preserve"/>
+            </w:r>
+            <w:r>
+              <w:rPr>
+                <w:rFonts w:ascii="Arial" w:cs="Arial" w:eastAsia="Arial" w:hAnsi="Arial"/>
+                <w:sz w:val="20"/>
+                <w:szCs w:val="20"/>
+              </w:rPr>
+              <w:br/>
+              <w:t xml:space="preserve"/>
+            </w:r>
+            <w:r>
+              <w:rPr>
+                <w:rFonts w:ascii="Arial" w:cs="Arial" w:eastAsia="Arial" w:hAnsi="Arial"/>
+                <w:b w:val="false"/>
+                <w:bCs w:val="false"/>
+                <w:i/>
+                <w:iCs/>
+                <w:color w:val="555555"/>
+                <w:sz w:val="20"/>
+                <w:szCs w:val="20"/>
+              </w:rPr>
+              <w:t xml:space="preserve">→ Teacher models — students try alongside, then compare results.</w:t>
             </w:r>
           </w:p>
         </w:tc>
@@ -435,9 +779,9 @@
               <w:right w:val="single" w:color="CCCCCC" w:sz="1"/>
             </w:tcBorders>
             <w:tcMar>
-              <w:top w:type="dxa" w:w="60"/>
+              <w:top w:type="dxa" w:w="80"/>
               <w:left w:type="dxa" w:w="120"/>
-              <w:bottom w:type="dxa" w:w="60"/>
+              <w:bottom w:type="dxa" w:w="80"/>
               <w:right w:type="dxa" w:w="120"/>
             </w:tcMar>
           </w:tcPr>
@@ -450,7 +794,7 @@
                 <w:sz w:val="20"/>
                 <w:szCs w:val="20"/>
               </w:rPr>
-              <w:t xml:space="preserve">15-20 min</w:t>
+              <w:t xml:space="preserve">15–20 min</w:t>
             </w:r>
           </w:p>
         </w:tc>
@@ -464,20 +808,164 @@
               <w:right w:val="single" w:color="CCCCCC" w:sz="1"/>
             </w:tcBorders>
             <w:tcMar>
-              <w:top w:type="dxa" w:w="60"/>
+              <w:top w:type="dxa" w:w="80"/>
               <w:left w:type="dxa" w:w="120"/>
-              <w:bottom w:type="dxa" w:w="60"/>
+              <w:bottom w:type="dxa" w:w="80"/>
               <w:right w:type="dxa" w:w="120"/>
             </w:tcMar>
           </w:tcPr>
           <w:p>
-            <w:r>
-              <w:rPr>
-                <w:rFonts w:ascii="Arial" w:cs="Arial" w:eastAsia="Arial" w:hAnsi="Arial"/>
-                <w:sz w:val="20"/>
-                <w:szCs w:val="20"/>
+            <w:pPr>
+              <w:spacing w:after="80" w:before="80"/>
+            </w:pPr>
+            <w:r>
+              <w:rPr>
+                <w:rFonts w:ascii="Arial" w:cs="Arial" w:eastAsia="Arial" w:hAnsi="Arial"/>
+                <w:b/>
+                <w:bCs/>
+                <w:i w:val="false"/>
+                <w:iCs w:val="false"/>
+                <w:color w:val="000000"/>
+                <w:sz w:val="22"/>
+                <w:szCs w:val="22"/>
               </w:rPr>
               <w:t xml:space="preserve">Independent Practice / Code Along</w:t>
+            </w:r>
+            <w:r>
+              <w:rPr>
+                <w:rFonts w:ascii="Arial" w:cs="Arial" w:eastAsia="Arial" w:hAnsi="Arial"/>
+                <w:sz w:val="20"/>
+                <w:szCs w:val="20"/>
+              </w:rPr>
+              <w:br/>
+              <w:t xml:space="preserve"/>
+            </w:r>
+            <w:r>
+              <w:rPr>
+                <w:rFonts w:ascii="Arial" w:cs="Arial" w:eastAsia="Arial" w:hAnsi="Arial"/>
+                <w:b/>
+                <w:bCs/>
+                <w:i w:val="false"/>
+                <w:iCs w:val="false"/>
+                <w:color w:val="000000"/>
+                <w:sz w:val="20"/>
+                <w:szCs w:val="20"/>
+              </w:rPr>
+              <w:t xml:space="preserve">    Beginner: </w:t>
+            </w:r>
+            <w:r>
+              <w:rPr>
+                <w:rFonts w:ascii="Arial" w:cs="Arial" w:eastAsia="Arial" w:hAnsi="Arial"/>
+                <w:b w:val="false"/>
+                <w:bCs w:val="false"/>
+                <w:i w:val="false"/>
+                <w:iCs w:val="false"/>
+                <w:color w:val="000000"/>
+                <w:sz w:val="20"/>
+                <w:szCs w:val="20"/>
+              </w:rPr>
+              <w:t xml:space="preserve">[Simple problem]</w:t>
+            </w:r>
+            <w:r>
+              <w:rPr>
+                <w:rFonts w:ascii="Arial" w:cs="Arial" w:eastAsia="Arial" w:hAnsi="Arial"/>
+                <w:sz w:val="20"/>
+                <w:szCs w:val="20"/>
+              </w:rPr>
+              <w:br/>
+              <w:t xml:space="preserve"/>
+            </w:r>
+            <w:r>
+              <w:rPr>
+                <w:rFonts w:ascii="Arial" w:cs="Arial" w:eastAsia="Arial" w:hAnsi="Arial"/>
+                <w:b/>
+                <w:bCs/>
+                <w:i w:val="false"/>
+                <w:iCs w:val="false"/>
+                <w:color w:val="000000"/>
+                <w:sz w:val="20"/>
+                <w:szCs w:val="20"/>
+              </w:rPr>
+              <w:t xml:space="preserve">    Intermediate: </w:t>
+            </w:r>
+            <w:r>
+              <w:rPr>
+                <w:rFonts w:ascii="Arial" w:cs="Arial" w:eastAsia="Arial" w:hAnsi="Arial"/>
+                <w:b w:val="false"/>
+                <w:bCs w:val="false"/>
+                <w:i w:val="false"/>
+                <w:iCs w:val="false"/>
+                <w:color w:val="000000"/>
+                <w:sz w:val="20"/>
+                <w:szCs w:val="20"/>
+              </w:rPr>
+              <w:t xml:space="preserve">[Medium problem]</w:t>
+            </w:r>
+            <w:r>
+              <w:rPr>
+                <w:rFonts w:ascii="Arial" w:cs="Arial" w:eastAsia="Arial" w:hAnsi="Arial"/>
+                <w:sz w:val="20"/>
+                <w:szCs w:val="20"/>
+              </w:rPr>
+              <w:br/>
+              <w:t xml:space="preserve"/>
+            </w:r>
+            <w:r>
+              <w:rPr>
+                <w:rFonts w:ascii="Arial" w:cs="Arial" w:eastAsia="Arial" w:hAnsi="Arial"/>
+                <w:b/>
+                <w:bCs/>
+                <w:i w:val="false"/>
+                <w:iCs w:val="false"/>
+                <w:color w:val="000000"/>
+                <w:sz w:val="20"/>
+                <w:szCs w:val="20"/>
+              </w:rPr>
+              <w:t xml:space="preserve">    Challenge: </w:t>
+            </w:r>
+            <w:r>
+              <w:rPr>
+                <w:rFonts w:ascii="Arial" w:cs="Arial" w:eastAsia="Arial" w:hAnsi="Arial"/>
+                <w:b w:val="false"/>
+                <w:bCs w:val="false"/>
+                <w:i w:val="false"/>
+                <w:iCs w:val="false"/>
+                <w:color w:val="000000"/>
+                <w:sz w:val="20"/>
+                <w:szCs w:val="20"/>
+              </w:rPr>
+              <w:t xml:space="preserve">[Hard problem]</w:t>
+            </w:r>
+            <w:r>
+              <w:rPr>
+                <w:rFonts w:ascii="Arial" w:cs="Arial" w:eastAsia="Arial" w:hAnsi="Arial"/>
+                <w:sz w:val="20"/>
+                <w:szCs w:val="20"/>
+              </w:rPr>
+              <w:br/>
+              <w:t xml:space="preserve"/>
+            </w:r>
+            <w:r>
+              <w:rPr>
+                <w:rFonts w:ascii="Arial" w:cs="Arial" w:eastAsia="Arial" w:hAnsi="Arial"/>
+                <w:sz w:val="20"/>
+                <w:szCs w:val="20"/>
+              </w:rPr>
+              <w:br/>
+              <w:t xml:space="preserve"/>
+            </w:r>
+            <w:r>
+              <w:rPr>
+                <w:rFonts w:ascii="Arial" w:cs="Arial" w:eastAsia="Arial" w:hAnsi="Arial"/>
+                <w:b w:val="false"/>
+                <w:bCs w:val="false"/>
+                <w:i/>
+                <w:iCs/>
+                <w:color w:val="555555"/>
+                <w:sz w:val="20"/>
+                <w:szCs w:val="20"/>
+              </w:rPr>
+              <w:t xml:space="preserve">→ Teacher circulates — offer hints, check for understanding.</w:t>
             </w:r>
           </w:p>
         </w:tc>
@@ -493,9 +981,9 @@
               <w:right w:val="single" w:color="CCCCCC" w:sz="1"/>
             </w:tcBorders>
             <w:tcMar>
-              <w:top w:type="dxa" w:w="60"/>
+              <w:top w:type="dxa" w:w="80"/>
               <w:left w:type="dxa" w:w="120"/>
-              <w:bottom w:type="dxa" w:w="60"/>
+              <w:bottom w:type="dxa" w:w="80"/>
               <w:right w:type="dxa" w:w="120"/>
             </w:tcMar>
           </w:tcPr>
@@ -522,20 +1010,90 @@
               <w:right w:val="single" w:color="CCCCCC" w:sz="1"/>
             </w:tcBorders>
             <w:tcMar>
-              <w:top w:type="dxa" w:w="60"/>
+              <w:top w:type="dxa" w:w="80"/>
               <w:left w:type="dxa" w:w="120"/>
-              <w:bottom w:type="dxa" w:w="60"/>
+              <w:bottom w:type="dxa" w:w="80"/>
               <w:right w:type="dxa" w:w="120"/>
             </w:tcMar>
           </w:tcPr>
           <w:p>
-            <w:r>
-              <w:rPr>
-                <w:rFonts w:ascii="Arial" w:cs="Arial" w:eastAsia="Arial" w:hAnsi="Arial"/>
-                <w:sz w:val="20"/>
-                <w:szCs w:val="20"/>
+            <w:pPr>
+              <w:spacing w:after="80" w:before="80"/>
+            </w:pPr>
+            <w:r>
+              <w:rPr>
+                <w:rFonts w:ascii="Arial" w:cs="Arial" w:eastAsia="Arial" w:hAnsi="Arial"/>
+                <w:b/>
+                <w:bCs/>
+                <w:i w:val="false"/>
+                <w:iCs w:val="false"/>
+                <w:color w:val="000000"/>
+                <w:sz w:val="22"/>
+                <w:szCs w:val="22"/>
               </w:rPr>
               <w:t xml:space="preserve">Exit Ticket / Wrap-Up</w:t>
+            </w:r>
+            <w:r>
+              <w:rPr>
+                <w:rFonts w:ascii="Arial" w:cs="Arial" w:eastAsia="Arial" w:hAnsi="Arial"/>
+                <w:sz w:val="20"/>
+                <w:szCs w:val="20"/>
+              </w:rPr>
+              <w:br/>
+              <w:t xml:space="preserve"/>
+            </w:r>
+            <w:r>
+              <w:rPr>
+                <w:rFonts w:ascii="Arial" w:cs="Arial" w:eastAsia="Arial" w:hAnsi="Arial"/>
+                <w:sz w:val="20"/>
+                <w:szCs w:val="20"/>
+              </w:rPr>
+              <w:br/>
+              <w:t xml:space="preserve"/>
+            </w:r>
+            <w:r>
+              <w:rPr>
+                <w:rFonts w:ascii="Arial" w:cs="Arial" w:eastAsia="Arial" w:hAnsi="Arial"/>
+                <w:b w:val="false"/>
+                <w:bCs w:val="false"/>
+                <w:i w:val="false"/>
+                <w:iCs w:val="false"/>
+                <w:color w:val="000000"/>
+                <w:sz w:val="20"/>
+                <w:szCs w:val="20"/>
+              </w:rPr>
+              <w:t xml:space="preserve">Quick Check: Demonstrate mastery of advanced functions and algorithms concepts?</w:t>
+            </w:r>
+            <w:r>
+              <w:rPr>
+                <w:rFonts w:ascii="Arial" w:cs="Arial" w:eastAsia="Arial" w:hAnsi="Arial"/>
+                <w:sz w:val="20"/>
+                <w:szCs w:val="20"/>
+              </w:rPr>
+              <w:br/>
+              <w:t xml:space="preserve"/>
+            </w:r>
+            <w:r>
+              <w:rPr>
+                <w:rFonts w:ascii="Arial" w:cs="Arial" w:eastAsia="Arial" w:hAnsi="Arial"/>
+                <w:sz w:val="20"/>
+                <w:szCs w:val="20"/>
+              </w:rPr>
+              <w:br/>
+              <w:t xml:space="preserve"/>
+            </w:r>
+            <w:r>
+              <w:rPr>
+                <w:rFonts w:ascii="Arial" w:cs="Arial" w:eastAsia="Arial" w:hAnsi="Arial"/>
+                <w:b w:val="false"/>
+                <w:bCs w:val="false"/>
+                <w:i/>
+                <w:iCs/>
+                <w:color w:val="555555"/>
+                <w:sz w:val="20"/>
+                <w:szCs w:val="20"/>
+              </w:rPr>
+              <w:t xml:space="preserve">→ 3–2–1: Name 3 things learned, 2 new vocab words, 1 question you still have.</w:t>
             </w:r>
           </w:p>
         </w:tc>
@@ -581,159 +1139,6 @@
     <w:p>
       <w:pPr>
         <w:spacing w:after="160"/>
-      </w:pPr>
-    </w:p>
-    <w:p>
-      <w:pPr>
-        <w:pBdr>
-          <w:bottom w:val="single" w:color="1B7A4A" w:sz="4" w:space="4"/>
-        </w:pBdr>
-        <w:spacing w:after="100" w:before="120"/>
-      </w:pPr>
-      <w:r>
-        <w:rPr>
-          <w:rFonts w:ascii="Arial" w:cs="Arial" w:eastAsia="Arial" w:hAnsi="Arial"/>
-          <w:b/>
-          <w:bCs/>
-          <w:color w:val="1B7A4A"/>
-          <w:sz w:val="24"/>
-          <w:szCs w:val="24"/>
-        </w:rPr>
-        <w:t xml:space="preserve">Code Examples</w:t>
-      </w:r>
-    </w:p>
-    <w:tbl>
-      <w:tblPr>
-        <w:tblW w:type="dxa" w:w="9360"/>
-        <w:tblBorders>
-          <w:top w:val="single" w:color="auto" w:sz="4"/>
-          <w:left w:val="single" w:color="auto" w:sz="4"/>
-          <w:bottom w:val="single" w:color="auto" w:sz="4"/>
-          <w:right w:val="single" w:color="auto" w:sz="4"/>
-          <w:insideH w:val="single" w:color="auto" w:sz="4"/>
-          <w:insideV w:val="single" w:color="auto" w:sz="4"/>
-        </w:tblBorders>
-      </w:tblPr>
-      <w:tblGrid>
-        <w:gridCol w:w="9360"/>
-      </w:tblGrid>
-      <w:tr>
-        <w:tc>
-          <w:tcPr>
-            <w:tcW w:type="dxa" w:w="9360"/>
-            <w:tcBorders>
-              <w:top w:val="single" w:color="CCCCCC" w:sz="1"/>
-              <w:left w:val="single" w:color="CCCCCC" w:sz="1"/>
-              <w:bottom w:val="single" w:color="CCCCCC" w:sz="1"/>
-              <w:right w:val="single" w:color="CCCCCC" w:sz="1"/>
-            </w:tcBorders>
-            <w:shd w:fill="F2F2F2" w:val="clear"/>
-            <w:tcMar>
-              <w:top w:type="dxa" w:w="80"/>
-              <w:left w:type="dxa" w:w="160"/>
-              <w:bottom w:type="dxa" w:w="80"/>
-              <w:right w:type="dxa" w:w="160"/>
-            </w:tcMar>
-          </w:tcPr>
-          <w:p>
-            <w:pPr>
-              <w:spacing w:after="20"/>
-            </w:pPr>
-            <w:r>
-              <w:rPr>
-                <w:rFonts w:ascii="Courier New" w:cs="Courier New" w:eastAsia="Courier New" w:hAnsi="Courier New"/>
-                <w:sz w:val="18"/>
-                <w:szCs w:val="18"/>
-              </w:rPr>
-              <w:t xml:space="preserve"># Example implementations</w:t>
-            </w:r>
-          </w:p>
-          <w:p>
-            <w:pPr>
-              <w:spacing w:after="20"/>
-            </w:pPr>
-            <w:r>
-              <w:rPr>
-                <w:rFonts w:ascii="Courier New" w:cs="Courier New" w:eastAsia="Courier New" w:hAnsi="Courier New"/>
-                <w:sz w:val="18"/>
-                <w:szCs w:val="18"/>
-              </w:rPr>
-              <w:t xml:space="preserve">pass</w:t>
-            </w:r>
-          </w:p>
-        </w:tc>
-      </w:tr>
-    </w:tbl>
-    <w:p>
-      <w:pPr>
-        <w:spacing w:after="120"/>
-      </w:pPr>
-    </w:p>
-    <w:tbl>
-      <w:tblPr>
-        <w:tblW w:type="dxa" w:w="9360"/>
-        <w:tblBorders>
-          <w:top w:val="single" w:color="auto" w:sz="4"/>
-          <w:left w:val="single" w:color="auto" w:sz="4"/>
-          <w:bottom w:val="single" w:color="auto" w:sz="4"/>
-          <w:right w:val="single" w:color="auto" w:sz="4"/>
-          <w:insideH w:val="single" w:color="auto" w:sz="4"/>
-          <w:insideV w:val="single" w:color="auto" w:sz="4"/>
-        </w:tblBorders>
-      </w:tblPr>
-      <w:tblGrid>
-        <w:gridCol w:w="9360"/>
-      </w:tblGrid>
-      <w:tr>
-        <w:tc>
-          <w:tcPr>
-            <w:tcW w:type="dxa" w:w="9360"/>
-            <w:tcBorders>
-              <w:top w:val="single" w:color="CCCCCC" w:sz="1"/>
-              <w:left w:val="single" w:color="CCCCCC" w:sz="1"/>
-              <w:bottom w:val="single" w:color="CCCCCC" w:sz="1"/>
-              <w:right w:val="single" w:color="CCCCCC" w:sz="1"/>
-            </w:tcBorders>
-            <w:shd w:fill="F2F2F2" w:val="clear"/>
-            <w:tcMar>
-              <w:top w:type="dxa" w:w="80"/>
-              <w:left w:type="dxa" w:w="160"/>
-              <w:bottom w:type="dxa" w:w="80"/>
-              <w:right w:type="dxa" w:w="160"/>
-            </w:tcMar>
-          </w:tcPr>
-          <w:p>
-            <w:pPr>
-              <w:spacing w:after="20"/>
-            </w:pPr>
-            <w:r>
-              <w:rPr>
-                <w:rFonts w:ascii="Courier New" w:cs="Courier New" w:eastAsia="Courier New" w:hAnsi="Courier New"/>
-                <w:sz w:val="18"/>
-                <w:szCs w:val="18"/>
-              </w:rPr>
-              <w:t xml:space="preserve"># Solutions</w:t>
-            </w:r>
-          </w:p>
-          <w:p>
-            <w:pPr>
-              <w:spacing w:after="20"/>
-            </w:pPr>
-            <w:r>
-              <w:rPr>
-                <w:rFonts w:ascii="Courier New" w:cs="Courier New" w:eastAsia="Courier New" w:hAnsi="Courier New"/>
-                <w:sz w:val="18"/>
-                <w:szCs w:val="18"/>
-              </w:rPr>
-              <w:t xml:space="preserve">pass</w:t>
-            </w:r>
-          </w:p>
-        </w:tc>
-      </w:tr>
-    </w:tbl>
-    <w:p>
-      <w:pPr>
-        <w:spacing w:after="120"/>
       </w:pPr>
     </w:p>
     <w:p>

--- a/Coding 2 - year/Unit 3 - Advanced Functions & Algorithms/Daily Lesson Plans/Word/Day 27.docx
+++ b/Coding 2 - year/Unit 3 - Advanced Functions & Algorithms/Daily Lesson Plans/Word/Day 27.docx
@@ -380,7 +380,7 @@
                 <w:sz w:val="20"/>
                 <w:szCs w:val="20"/>
               </w:rPr>
-              <w:t xml:space="preserve">    In your own words: Demonstrate mastery of advanced functions and algorithms concepts?</w:t>
+              <w:t xml:space="preserve">    What do you think are the most important parts of Unit 3 Assessment to demonstrate well? Why?</w:t>
             </w:r>
             <w:r>
               <w:rPr>
@@ -411,7 +411,7 @@
                 <w:sz w:val="20"/>
                 <w:szCs w:val="20"/>
               </w:rPr>
-              <w:t xml:space="preserve">Today's Goal: By the end of class you will be able to demonstrate mastery of advanced functions and algorithms concepts.</w:t>
+              <w:t xml:space="preserve">Today’s Goal: By the end of class you will be able to demonstrate mastery of advanced functions and algorithms concepts.</w:t>
             </w:r>
             <w:r>
               <w:rPr>
@@ -1062,7 +1062,7 @@
                 <w:sz w:val="20"/>
                 <w:szCs w:val="20"/>
               </w:rPr>
-              <w:t xml:space="preserve">Quick Check: Demonstrate mastery of advanced functions and algorithms concepts?</w:t>
+              <w:t xml:space="preserve">If you had to teach Unit 3 Assessment to a classmate, what's the #1 thing you'd make sure they understand?</w:t>
             </w:r>
             <w:r>
               <w:rPr>
